--- a/resume/resume.docx
+++ b/resume/resume.docx
@@ -2,7 +2,7 @@
 <file path=word/document.xml><?xml version="1.0" encoding="utf-8"?>
 <w:document xmlns:w="http://schemas.openxmlformats.org/wordprocessingml/2006/main" xmlns:m="http://schemas.openxmlformats.org/officeDocument/2006/math" xmlns:r="http://schemas.openxmlformats.org/officeDocument/2006/relationships" xmlns:o="urn:schemas-microsoft-com:office:office" xmlns:v="urn:schemas-microsoft-com:vml" xmlns:w10="urn:schemas-microsoft-com:office:word" xmlns:a="http://schemas.openxmlformats.org/drawingml/2006/main" xmlns:pic="http://schemas.openxmlformats.org/drawingml/2006/picture" xmlns:wp="http://schemas.openxmlformats.org/drawingml/2006/wordprocessingDrawing">
   <w:body>
-    <w:bookmarkStart w:id="36" w:name="jay-w.-hannah"/>
+    <w:bookmarkStart w:id="37" w:name="jay-w.-hannah"/>
     <w:p>
       <w:pPr>
         <w:pStyle w:val="Heading1"/>
@@ -46,19 +46,25 @@
         <w:t xml:space="preserve"> </w:t>
       </w:r>
       <w:r>
-        <w:t xml:space="preserve">Seeking challenging technical leadership opportunity managing</w:t>
-      </w:r>
-      <w:r>
-        <w:t xml:space="preserve"> </w:t>
-      </w:r>
-      <w:r>
-        <w:t xml:space="preserve">large scale data systems. Diagram, TDD, and CI/CD addict. Love untangling epic</w:t>
-      </w:r>
-      <w:r>
-        <w:t xml:space="preserve"> </w:t>
-      </w:r>
-      <w:r>
-        <w:t xml:space="preserve">git disasters. Python / Golang / Perl / DBs / APIs / cloud. 100% telecommute.</w:t>
+        <w:t xml:space="preserve">Seeking challenging, hands-on technical leadership opportunity</w:t>
+      </w:r>
+      <w:r>
+        <w:t xml:space="preserve"> </w:t>
+      </w:r>
+      <w:r>
+        <w:t xml:space="preserve">managing large-scale data systems. Diagram, TDD, and CI/CD addict. Love</w:t>
+      </w:r>
+      <w:r>
+        <w:t xml:space="preserve"> </w:t>
+      </w:r>
+      <w:r>
+        <w:t xml:space="preserve">untangling epic git disasters. DevOps / Python / Golang / Perl / DBs / APIs /</w:t>
+      </w:r>
+      <w:r>
+        <w:t xml:space="preserve"> </w:t>
+      </w:r>
+      <w:r>
+        <w:t xml:space="preserve">cloud. 100% telecommute.</w:t>
       </w:r>
     </w:p>
     <w:p>
@@ -88,19 +94,19 @@
         <w:t xml:space="preserve"> </w:t>
       </w:r>
       <w:r>
-        <w:t xml:space="preserve">environment with multiple application stacks ($400M revenue stream).</w:t>
-      </w:r>
-      <w:r>
-        <w:t xml:space="preserve"> </w:t>
-      </w:r>
-      <w:r>
-        <w:t xml:space="preserve">Daily management of operations while simultaneously managing high level</w:t>
-      </w:r>
-      <w:r>
-        <w:t xml:space="preserve"> </w:t>
-      </w:r>
-      <w:r>
-        <w:t xml:space="preserve">expectations and deliverables for senior management and ownership.</w:t>
+        <w:t xml:space="preserve">environment with multiple application stacks ($400M revenue stream). Daily</w:t>
+      </w:r>
+      <w:r>
+        <w:t xml:space="preserve"> </w:t>
+      </w:r>
+      <w:r>
+        <w:t xml:space="preserve">management of operations while simultaneously managing high level expectations</w:t>
+      </w:r>
+      <w:r>
+        <w:t xml:space="preserve"> </w:t>
+      </w:r>
+      <w:r>
+        <w:t xml:space="preserve">and deliverables for senior management and ownership.</w:t>
       </w:r>
     </w:p>
     <w:p>
@@ -118,61 +124,43 @@
         <w:t xml:space="preserve"> </w:t>
       </w:r>
       <w:r>
-        <w:t xml:space="preserve">30 years of programming / lead developer experience.</w:t>
-      </w:r>
-      <w:r>
-        <w:t xml:space="preserve"> </w:t>
-      </w:r>
-      <w:r>
-        <w:t xml:space="preserve">Strong data modeling skills. Sustained focus on the construction and maintenance</w:t>
-      </w:r>
-      <w:r>
-        <w:t xml:space="preserve"> </w:t>
-      </w:r>
-      <w:r>
-        <w:t xml:space="preserve">of TCP/IP services (over</w:t>
-      </w:r>
-      <w:r>
-        <w:t xml:space="preserve"> </w:t>
-      </w:r>
-      <w:r>
-        <w:t xml:space="preserve">“trusted”</w:t>
-      </w:r>
-      <w:r>
-        <w:t xml:space="preserve"> </w:t>
-      </w:r>
-      <w:r>
-        <w:t xml:space="preserve">and untrusted networks).</w:t>
-      </w:r>
-      <w:r>
-        <w:t xml:space="preserve"> </w:t>
-      </w:r>
-      <w:r>
-        <w:t xml:space="preserve">Large-scale JSON / XML standards data processing and REST APIs exposing those.</w:t>
-      </w:r>
-      <w:r>
-        <w:t xml:space="preserve"> </w:t>
-      </w:r>
-      <w:r>
-        <w:t xml:space="preserve">Developed multi-site load balancing, high availability, and disaster recovery solutions; including</w:t>
-      </w:r>
-      <w:r>
-        <w:t xml:space="preserve"> </w:t>
-      </w:r>
-      <w:r>
-        <w:t xml:space="preserve">procedure definition, enforcement, and trials.</w:t>
-      </w:r>
-      <w:r>
-        <w:t xml:space="preserve"> </w:t>
-      </w:r>
-      <w:r>
-        <w:t xml:space="preserve">Strong focus on open source technologies.</w:t>
-      </w:r>
-      <w:r>
-        <w:t xml:space="preserve"> </w:t>
-      </w:r>
-      <w:r>
-        <w:t xml:space="preserve">I have championed documentation efforts for many companies.</w:t>
+        <w:t xml:space="preserve">30 years of programming / lead developer experience. Strong data</w:t>
+      </w:r>
+      <w:r>
+        <w:t xml:space="preserve"> </w:t>
+      </w:r>
+      <w:r>
+        <w:t xml:space="preserve">modeling and storage management skills. Construction and maintenance of TCP/IP</w:t>
+      </w:r>
+      <w:r>
+        <w:t xml:space="preserve"> </w:t>
+      </w:r>
+      <w:r>
+        <w:t xml:space="preserve">services over "trusted" and untrusted networks. Large-scale JSON / XML</w:t>
+      </w:r>
+      <w:r>
+        <w:t xml:space="preserve"> </w:t>
+      </w:r>
+      <w:r>
+        <w:t xml:space="preserve">standards data processing and REST APIs exposing those. Developed multi-site</w:t>
+      </w:r>
+      <w:r>
+        <w:t xml:space="preserve"> </w:t>
+      </w:r>
+      <w:r>
+        <w:t xml:space="preserve">load balancing, high availability, and disaster recovery solutions; including</w:t>
+      </w:r>
+      <w:r>
+        <w:t xml:space="preserve"> </w:t>
+      </w:r>
+      <w:r>
+        <w:t xml:space="preserve">procedure definition, enforcement, and trials. Strong focus on open source</w:t>
+      </w:r>
+      <w:r>
+        <w:t xml:space="preserve"> </w:t>
+      </w:r>
+      <w:r>
+        <w:t xml:space="preserve">technologies. I have championed documentation efforts for many companies.</w:t>
       </w:r>
     </w:p>
     <w:p>
@@ -190,34 +178,28 @@
         <w:t xml:space="preserve"> </w:t>
       </w:r>
       <w:r>
-        <w:t xml:space="preserve">Using my backend / database / programming skills to help with massively scaled providers of emergency /</w:t>
-      </w:r>
-      <w:r>
-        <w:t xml:space="preserve"> </w:t>
-      </w:r>
-      <w:r>
-        <w:t xml:space="preserve">low-income housing and food. The UNHCR (High Council on Refugees) and WFP (World Food Program)</w:t>
-      </w:r>
-      <w:r>
-        <w:t xml:space="preserve"> </w:t>
-      </w:r>
-      <w:r>
-        <w:t xml:space="preserve">are the largest examples of that mission I’m aware of. I’m very interested in logistics.</w:t>
-      </w:r>
-      <w:r>
-        <w:t xml:space="preserve"> </w:t>
-      </w:r>
-      <w:r>
-        <w:t xml:space="preserve">The highest calling I can imagine is working on empowering thousands / millions of deliveries</w:t>
-      </w:r>
-      <w:r>
-        <w:t xml:space="preserve"> </w:t>
-      </w:r>
-      <w:r>
-        <w:t xml:space="preserve">of food / clothing / shelter.</w:t>
-      </w:r>
-    </w:p>
-    <w:bookmarkStart w:id="35" w:name="experience"/>
+        <w:t xml:space="preserve">Using my backend / database / programming skills to help with</w:t>
+      </w:r>
+      <w:r>
+        <w:t xml:space="preserve"> </w:t>
+      </w:r>
+      <w:r>
+        <w:t xml:space="preserve">massively scaled providers of emergency / low-income housing and food. The</w:t>
+      </w:r>
+      <w:r>
+        <w:t xml:space="preserve"> </w:t>
+      </w:r>
+      <w:r>
+        <w:t xml:space="preserve">UNHCR (High Council on Refugees) and WFP (World Food Program)</w:t>
+      </w:r>
+      <w:r>
+        <w:t xml:space="preserve"> </w:t>
+      </w:r>
+      <w:r>
+        <w:t xml:space="preserve">are the largest examples of that mission I’m aware of.</w:t>
+      </w:r>
+    </w:p>
+    <w:bookmarkStart w:id="36" w:name="experience"/>
     <w:p>
       <w:pPr>
         <w:pStyle w:val="Heading2"/>
@@ -226,12 +208,124 @@
         <w:t xml:space="preserve">Experience</w:t>
       </w:r>
     </w:p>
-    <w:bookmarkStart w:id="20" w:name="X7bb08fda85c85be70d233e98ec00bbcd831d3c3"/>
+    <w:bookmarkStart w:id="20" w:name="data-engineer-civicplus-2025-present"/>
     <w:p>
       <w:pPr>
         <w:pStyle w:val="Heading3"/>
       </w:pPr>
       <w:r>
+        <w:t xml:space="preserve">Data Engineer | CivicPlus | 2025-present</w:t>
+      </w:r>
+    </w:p>
+    <w:p>
+      <w:pPr>
+        <w:pStyle w:val="FirstParagraph"/>
+      </w:pPr>
+      <w:r>
+        <w:t xml:space="preserve">Operations and expansion of our AWS data warehouse for internal Finance and</w:t>
+      </w:r>
+      <w:r>
+        <w:t xml:space="preserve"> </w:t>
+      </w:r>
+      <w:r>
+        <w:t xml:space="preserve">senior leadership dashboards and reports.</w:t>
+      </w:r>
+    </w:p>
+    <w:p>
+      <w:pPr>
+        <w:pStyle w:val="BodyText"/>
+      </w:pPr>
+      <w:r>
+        <w:t xml:space="preserve">Constant individual contributions, plus: mentor, coordinate, and incorporate</w:t>
+      </w:r>
+      <w:r>
+        <w:t xml:space="preserve"> </w:t>
+      </w:r>
+      <w:r>
+        <w:t xml:space="preserve">the expansion and refinement work of engineers, consultants, data scientists,</w:t>
+      </w:r>
+      <w:r>
+        <w:t xml:space="preserve"> </w:t>
+      </w:r>
+      <w:r>
+        <w:t xml:space="preserve">and finance professionals. Maximize AI enablement of entire stack for</w:t>
+      </w:r>
+      <w:r>
+        <w:t xml:space="preserve"> </w:t>
+      </w:r>
+      <w:r>
+        <w:t xml:space="preserve">cross-departmental schema discovery to incorporate diverse departmental</w:t>
+      </w:r>
+      <w:r>
+        <w:t xml:space="preserve"> </w:t>
+      </w:r>
+      <w:r>
+        <w:t xml:space="preserve">requirements into low redundancy, cleansed, trusted, highly reusable</w:t>
+      </w:r>
+      <w:r>
+        <w:t xml:space="preserve"> </w:t>
+      </w:r>
+      <w:r>
+        <w:t xml:space="preserve">“gold”</w:t>
+      </w:r>
+      <w:r>
+        <w:t xml:space="preserve"> </w:t>
+      </w:r>
+      <w:r>
+        <w:t xml:space="preserve">data marts (</w:t>
+      </w:r>
+      <w:r>
+        <w:t xml:space="preserve">“medallion architecture”</w:t>
+      </w:r>
+      <w:r>
+        <w:t xml:space="preserve">).</w:t>
+      </w:r>
+    </w:p>
+    <w:p>
+      <w:pPr>
+        <w:pStyle w:val="BodyText"/>
+      </w:pPr>
+      <w:r>
+        <w:t xml:space="preserve">The stack: GitHub Actions (CI/CD) -&gt; Terraform -&gt; AWS: MWAA (Apache Airflow)</w:t>
+      </w:r>
+      <w:r>
+        <w:t xml:space="preserve"> </w:t>
+      </w:r>
+      <w:r>
+        <w:t xml:space="preserve">(Step Functions, dbt), Docker -&gt; ECR -&gt; ECS, Glue (Jobs, Connectors, Crawlers)</w:t>
+      </w:r>
+      <w:r>
+        <w:t xml:space="preserve"> </w:t>
+      </w:r>
+      <w:r>
+        <w:t xml:space="preserve">(Apache Spark (Java)), S3 general purpose buckets (parquet files), Athena,</w:t>
+      </w:r>
+      <w:r>
+        <w:t xml:space="preserve"> </w:t>
+      </w:r>
+      <w:r>
+        <w:t xml:space="preserve">Redshift (PostgreSQL). IAM, VPCs, Secrets, CloudWatch (w/ Dashboards),</w:t>
+      </w:r>
+      <w:r>
+        <w:t xml:space="preserve"> </w:t>
+      </w:r>
+      <w:r>
+        <w:t xml:space="preserve">EventBridge, SNS, Lambda, CloudTrail. Experimental: S3 table buckets (Apache</w:t>
+      </w:r>
+      <w:r>
+        <w:t xml:space="preserve"> </w:t>
+      </w:r>
+      <w:r>
+        <w:t xml:space="preserve">Iceberg), CloudFormation.</w:t>
+      </w:r>
+    </w:p>
+    <w:bookmarkEnd w:id="20"/>
+    <w:bookmarkStart w:id="21" w:name="X7bb08fda85c85be70d233e98ec00bbcd831d3c3"/>
+    <w:p>
+      <w:pPr>
+        <w:pStyle w:val="Heading3"/>
+      </w:pPr>
+      <w:r>
         <w:t xml:space="preserve">Senior Software Engineer | Infinity Interactive | 2011-2025</w:t>
       </w:r>
     </w:p>
@@ -281,8 +375,8 @@
         <w:t xml:space="preserve">Charts, and other tools.</w:t>
       </w:r>
     </w:p>
-    <w:bookmarkEnd w:id="20"/>
-    <w:bookmarkStart w:id="21" w:name="X702691c6a44ebaee947ee5a2d8b839fba0df12d"/>
+    <w:bookmarkEnd w:id="21"/>
+    <w:bookmarkStart w:id="22" w:name="X702691c6a44ebaee947ee5a2d8b839fba0df12d"/>
     <w:p>
       <w:pPr>
         <w:pStyle w:val="Heading3"/>
@@ -329,8 +423,8 @@
         <w:t xml:space="preserve">Monitoring, reporting on progress / status, error handling.</w:t>
       </w:r>
     </w:p>
-    <w:bookmarkEnd w:id="21"/>
-    <w:bookmarkStart w:id="22" w:name="X3c9577eb7aba42b1a00b20b8ad1cc3ed0aaa2bd"/>
+    <w:bookmarkEnd w:id="22"/>
+    <w:bookmarkStart w:id="23" w:name="X3c9577eb7aba42b1a00b20b8ad1cc3ed0aaa2bd"/>
     <w:p>
       <w:pPr>
         <w:pStyle w:val="Heading3"/>
@@ -377,8 +471,8 @@
         <w:t xml:space="preserve">inefficient (slow) for multiple business org and timeframe roll-ups.</w:t>
       </w:r>
     </w:p>
-    <w:bookmarkEnd w:id="22"/>
-    <w:bookmarkStart w:id="23" w:name="Xc5be5546401a3e5a3c10c6c398dcca2a5a7dc75"/>
+    <w:bookmarkEnd w:id="23"/>
+    <w:bookmarkStart w:id="24" w:name="Xc5be5546401a3e5a3c10c6c398dcca2a5a7dc75"/>
     <w:p>
       <w:pPr>
         <w:pStyle w:val="Heading3"/>
@@ -706,8 +800,8 @@
         <w:t xml:space="preserve">high-level overhauls of systems that were causing long-running inefficiencies in business operations.</w:t>
       </w:r>
     </w:p>
-    <w:bookmarkEnd w:id="23"/>
-    <w:bookmarkStart w:id="24" w:name="X33315c604abee879ba57ff7500dff4b3a843481"/>
+    <w:bookmarkEnd w:id="24"/>
+    <w:bookmarkStart w:id="25" w:name="X33315c604abee879ba57ff7500dff4b3a843481"/>
     <w:p>
       <w:pPr>
         <w:pStyle w:val="Heading3"/>
@@ -860,8 +954,8 @@
         <w:t xml:space="preserve">departmental cross training.</w:t>
       </w:r>
     </w:p>
-    <w:bookmarkEnd w:id="24"/>
-    <w:bookmarkStart w:id="26" w:name="X763bc70c8da42bbcc5ae93bc34237cdf34554e5"/>
+    <w:bookmarkEnd w:id="25"/>
+    <w:bookmarkStart w:id="27" w:name="X763bc70c8da42bbcc5ae93bc34237cdf34554e5"/>
     <w:p>
       <w:pPr>
         <w:pStyle w:val="Heading3"/>
@@ -956,7 +1050,7 @@
       <w:r>
         <w:t xml:space="preserve"> </w:t>
       </w:r>
-      <w:hyperlink r:id="rId25">
+      <w:hyperlink r:id="rId26">
         <w:r>
           <w:rPr>
             <w:rStyle w:val="Hyperlink"/>
@@ -968,8 +1062,8 @@
         <w:t xml:space="preserve">.</w:t>
       </w:r>
     </w:p>
-    <w:bookmarkEnd w:id="26"/>
-    <w:bookmarkStart w:id="27" w:name="X6c2bad8f0b801deff250842905614df4b14f7d5"/>
+    <w:bookmarkEnd w:id="27"/>
+    <w:bookmarkStart w:id="28" w:name="X6c2bad8f0b801deff250842905614df4b14f7d5"/>
     <w:p>
       <w:pPr>
         <w:pStyle w:val="Heading3"/>
@@ -1134,8 +1228,8 @@
         <w:t xml:space="preserve">providing all Internet, Intranet, and Extranet services worldwide.</w:t>
       </w:r>
     </w:p>
-    <w:bookmarkEnd w:id="27"/>
-    <w:bookmarkStart w:id="28" w:name="X7a289593691f6f1a4a608a836ba19904758cc5a"/>
+    <w:bookmarkEnd w:id="28"/>
+    <w:bookmarkStart w:id="29" w:name="X7a289593691f6f1a4a608a836ba19904758cc5a"/>
     <w:p>
       <w:pPr>
         <w:pStyle w:val="Heading3"/>
@@ -1288,8 +1382,8 @@
         <w:t xml:space="preserve">telecommunications bills, totaling $75K (2 million calls) per month.</w:t>
       </w:r>
     </w:p>
-    <w:bookmarkEnd w:id="28"/>
-    <w:bookmarkStart w:id="29" w:name="X2cb72a9d8cbcdf4105408703fda45d1d5775508"/>
+    <w:bookmarkEnd w:id="29"/>
+    <w:bookmarkStart w:id="30" w:name="X2cb72a9d8cbcdf4105408703fda45d1d5775508"/>
     <w:p>
       <w:pPr>
         <w:pStyle w:val="Heading3"/>
@@ -1436,8 +1530,8 @@
         <w:t xml:space="preserve">technology conference held in Sioux City, IA.</w:t>
       </w:r>
     </w:p>
-    <w:bookmarkEnd w:id="29"/>
-    <w:bookmarkStart w:id="30" w:name="X57dceec1eeeb581717294391bc074042be3d6b4"/>
+    <w:bookmarkEnd w:id="30"/>
+    <w:bookmarkStart w:id="31" w:name="X57dceec1eeeb581717294391bc074042be3d6b4"/>
     <w:p>
       <w:pPr>
         <w:pStyle w:val="Heading3"/>
@@ -1488,8 +1582,8 @@
         <w:t xml:space="preserve">Performed Unix system administrator duties (x86 BSDi).</w:t>
       </w:r>
     </w:p>
-    <w:bookmarkEnd w:id="30"/>
-    <w:bookmarkStart w:id="31" w:name="training"/>
+    <w:bookmarkEnd w:id="31"/>
+    <w:bookmarkStart w:id="32" w:name="training"/>
     <w:p>
       <w:pPr>
         <w:pStyle w:val="Heading3"/>
@@ -1506,8 +1600,8 @@
         <w:t xml:space="preserve">1998: Certified Informix Database Specialist.</w:t>
       </w:r>
     </w:p>
-    <w:bookmarkEnd w:id="31"/>
-    <w:bookmarkStart w:id="32" w:name="education"/>
+    <w:bookmarkEnd w:id="32"/>
+    <w:bookmarkStart w:id="33" w:name="education"/>
     <w:p>
       <w:pPr>
         <w:pStyle w:val="Heading3"/>
@@ -1538,8 +1632,8 @@
         <w:t xml:space="preserve">Psychology minor completed. Earned no degrees. Member, Delta Tau Delta social fraternity.</w:t>
       </w:r>
     </w:p>
-    <w:bookmarkEnd w:id="32"/>
-    <w:bookmarkStart w:id="33" w:name="interests"/>
+    <w:bookmarkEnd w:id="33"/>
+    <w:bookmarkStart w:id="34" w:name="interests"/>
     <w:p>
       <w:pPr>
         <w:pStyle w:val="Heading3"/>
@@ -1586,8 +1680,8 @@
         <w:t xml:space="preserve">Volunteer, Food Not Bombs (Omaha).</w:t>
       </w:r>
     </w:p>
-    <w:bookmarkEnd w:id="33"/>
-    <w:bookmarkStart w:id="34" w:name="references"/>
+    <w:bookmarkEnd w:id="34"/>
+    <w:bookmarkStart w:id="35" w:name="references"/>
     <w:p>
       <w:pPr>
         <w:pStyle w:val="Heading3"/>
@@ -1604,9 +1698,9 @@
         <w:t xml:space="preserve">Personal and business references available upon request.</w:t>
       </w:r>
     </w:p>
-    <w:bookmarkEnd w:id="34"/>
     <w:bookmarkEnd w:id="35"/>
     <w:bookmarkEnd w:id="36"/>
+    <w:bookmarkEnd w:id="37"/>
     <w:sectPr>
       <w:footnotePr>
         <w:numRestart w:val="eachSect"/>
